--- a/out/Customer_Letter_708681305.docx
+++ b/out/Customer_Letter_708681305.docx
@@ -303,6 +303,8 @@
         <w:rPr>
           <w:rFonts w:ascii="Avenir Next LT Pro" w:hAnsi="Avenir Next LT Pro"/>
         </w:rPr>
+        <w:t xml:space="preserve">liu Arnelo Qiuping</w:t>
+        <w:br/>
         <w:t xml:space="preserve">Karolinska Huddinge</w:t>
         <w:br/>
         <w:t xml:space="preserve">SE-Huddinge</w:t>
